--- a/6-过程管理/流程制度规范类文件/HXDL-ITSS-0605-变更管理流程.docx
+++ b/6-过程管理/流程制度规范类文件/HXDL-ITSS-0605-变更管理流程.docx
@@ -26,7 +26,7 @@
           <w:lang w:val="en-US" w:eastAsia="zh-CN"/>
         </w:rPr>
       </w:pPr>
-      <w:bookmarkStart w:id="0" w:name="_Toc13515"/>
+      <w:bookmarkStart w:id="0" w:name="_Toc21583"/>
       <w:r>
         <w:drawing>
           <wp:anchor distT="0" distB="0" distL="114300" distR="114300" simplePos="0" relativeHeight="251659264" behindDoc="1" locked="0" layoutInCell="1" allowOverlap="1">
@@ -112,7 +112,7 @@
           <w:lang w:val="en-US" w:eastAsia="zh-CN"/>
         </w:rPr>
       </w:pPr>
-      <w:bookmarkStart w:id="1" w:name="_Toc23672"/>
+      <w:bookmarkStart w:id="1" w:name="_Toc3121"/>
       <w:r>
         <w:rPr>
           <w:rFonts w:hint="eastAsia"/>
@@ -147,7 +147,7 @@
           <w:lang w:val="en-US" w:eastAsia="zh-CN"/>
         </w:rPr>
       </w:pPr>
-      <w:bookmarkStart w:id="2" w:name="_Toc30931"/>
+      <w:bookmarkStart w:id="2" w:name="_Toc8141"/>
       <w:r>
         <w:rPr>
           <w:rFonts w:hint="eastAsia"/>
@@ -216,6 +216,12 @@
             <w:insideH w:val="none" w:color="auto" w:sz="0" w:space="0"/>
             <w:insideV w:val="none" w:color="auto" w:sz="0" w:space="0"/>
           </w:tblBorders>
+          <w:tblCellMar>
+            <w:top w:w="0" w:type="dxa"/>
+            <w:left w:w="108" w:type="dxa"/>
+            <w:bottom w:w="0" w:type="dxa"/>
+            <w:right w:w="108" w:type="dxa"/>
+          </w:tblCellMar>
         </w:tblPrEx>
         <w:trPr>
           <w:trHeight w:val="810" w:hRule="atLeast"/>
@@ -674,7 +680,7 @@
           <w:szCs w:val="30"/>
         </w:rPr>
       </w:pPr>
-      <w:bookmarkStart w:id="3" w:name="_Toc21709"/>
+      <w:bookmarkStart w:id="3" w:name="_Toc23200"/>
       <w:r>
         <w:rPr>
           <w:rFonts w:ascii="宋体" w:hAnsi="宋体" w:eastAsia="宋体" w:cs="宋体"/>
@@ -2196,8 +2202,6 @@
               <w:tab w:val="right" w:leader="dot" w:pos="8306"/>
             </w:tabs>
           </w:pPr>
-          <w:bookmarkStart w:id="42" w:name="_GoBack"/>
-          <w:bookmarkEnd w:id="42"/>
           <w:r>
             <w:rPr>
               <w:rFonts w:hint="default"/>
@@ -2231,7 +2235,7 @@
               <w:rFonts w:hint="default"/>
               <w:lang w:val="en-US" w:eastAsia="zh-CN"/>
             </w:rPr>
-            <w:instrText xml:space="preserve"> HYPERLINK \l _Toc13515 </w:instrText>
+            <w:instrText xml:space="preserve"> HYPERLINK \l _Toc21583 </w:instrText>
           </w:r>
           <w:r>
             <w:rPr>
@@ -2254,7 +2258,7 @@
             <w:fldChar w:fldCharType="begin"/>
           </w:r>
           <w:r>
-            <w:instrText xml:space="preserve"> PAGEREF _Toc13515 \h </w:instrText>
+            <w:instrText xml:space="preserve"> PAGEREF _Toc21583 \h </w:instrText>
           </w:r>
           <w:r>
             <w:fldChar w:fldCharType="separate"/>
@@ -2292,7 +2296,7 @@
               <w:rFonts w:hint="default"/>
               <w:lang w:val="en-US" w:eastAsia="zh-CN"/>
             </w:rPr>
-            <w:instrText xml:space="preserve"> HYPERLINK \l _Toc23672 </w:instrText>
+            <w:instrText xml:space="preserve"> HYPERLINK \l _Toc3121 </w:instrText>
           </w:r>
           <w:r>
             <w:rPr>
@@ -2315,7 +2319,7 @@
             <w:fldChar w:fldCharType="begin"/>
           </w:r>
           <w:r>
-            <w:instrText xml:space="preserve"> PAGEREF _Toc23672 \h </w:instrText>
+            <w:instrText xml:space="preserve"> PAGEREF _Toc3121 \h </w:instrText>
           </w:r>
           <w:r>
             <w:fldChar w:fldCharType="separate"/>
@@ -2353,7 +2357,7 @@
               <w:rFonts w:hint="default"/>
               <w:lang w:val="en-US" w:eastAsia="zh-CN"/>
             </w:rPr>
-            <w:instrText xml:space="preserve"> HYPERLINK \l _Toc30931 </w:instrText>
+            <w:instrText xml:space="preserve"> HYPERLINK \l _Toc8141 </w:instrText>
           </w:r>
           <w:r>
             <w:rPr>
@@ -2376,7 +2380,7 @@
             <w:fldChar w:fldCharType="begin"/>
           </w:r>
           <w:r>
-            <w:instrText xml:space="preserve"> PAGEREF _Toc30931 \h </w:instrText>
+            <w:instrText xml:space="preserve"> PAGEREF _Toc8141 \h </w:instrText>
           </w:r>
           <w:r>
             <w:fldChar w:fldCharType="separate"/>
@@ -2414,7 +2418,7 @@
               <w:rFonts w:hint="default"/>
               <w:lang w:val="en-US" w:eastAsia="zh-CN"/>
             </w:rPr>
-            <w:instrText xml:space="preserve"> HYPERLINK \l _Toc21709 </w:instrText>
+            <w:instrText xml:space="preserve"> HYPERLINK \l _Toc23200 </w:instrText>
           </w:r>
           <w:r>
             <w:rPr>
@@ -2439,7 +2443,7 @@
             <w:fldChar w:fldCharType="begin"/>
           </w:r>
           <w:r>
-            <w:instrText xml:space="preserve"> PAGEREF _Toc21709 \h </w:instrText>
+            <w:instrText xml:space="preserve"> PAGEREF _Toc23200 \h </w:instrText>
           </w:r>
           <w:r>
             <w:fldChar w:fldCharType="separate"/>
@@ -2477,7 +2481,7 @@
               <w:rFonts w:hint="default"/>
               <w:lang w:val="en-US" w:eastAsia="zh-CN"/>
             </w:rPr>
-            <w:instrText xml:space="preserve"> HYPERLINK \l _Toc11306 </w:instrText>
+            <w:instrText xml:space="preserve"> HYPERLINK \l _Toc4836 </w:instrText>
           </w:r>
           <w:r>
             <w:rPr>
@@ -2500,7 +2504,7 @@
             <w:fldChar w:fldCharType="begin"/>
           </w:r>
           <w:r>
-            <w:instrText xml:space="preserve"> PAGEREF _Toc11306 \h </w:instrText>
+            <w:instrText xml:space="preserve"> PAGEREF _Toc4836 \h </w:instrText>
           </w:r>
           <w:r>
             <w:fldChar w:fldCharType="separate"/>
@@ -2538,7 +2542,7 @@
               <w:rFonts w:hint="default"/>
               <w:lang w:val="en-US" w:eastAsia="zh-CN"/>
             </w:rPr>
-            <w:instrText xml:space="preserve"> HYPERLINK \l _Toc10471 </w:instrText>
+            <w:instrText xml:space="preserve"> HYPERLINK \l _Toc4820 </w:instrText>
           </w:r>
           <w:r>
             <w:rPr>
@@ -2561,7 +2565,7 @@
             <w:fldChar w:fldCharType="begin"/>
           </w:r>
           <w:r>
-            <w:instrText xml:space="preserve"> PAGEREF _Toc10471 \h </w:instrText>
+            <w:instrText xml:space="preserve"> PAGEREF _Toc4820 \h </w:instrText>
           </w:r>
           <w:r>
             <w:fldChar w:fldCharType="separate"/>
@@ -2599,7 +2603,7 @@
               <w:rFonts w:hint="default"/>
               <w:lang w:val="en-US" w:eastAsia="zh-CN"/>
             </w:rPr>
-            <w:instrText xml:space="preserve"> HYPERLINK \l _Toc7204 </w:instrText>
+            <w:instrText xml:space="preserve"> HYPERLINK \l _Toc12288 </w:instrText>
           </w:r>
           <w:r>
             <w:rPr>
@@ -2622,7 +2626,7 @@
             <w:fldChar w:fldCharType="begin"/>
           </w:r>
           <w:r>
-            <w:instrText xml:space="preserve"> PAGEREF _Toc7204 \h </w:instrText>
+            <w:instrText xml:space="preserve"> PAGEREF _Toc12288 \h </w:instrText>
           </w:r>
           <w:r>
             <w:fldChar w:fldCharType="separate"/>
@@ -2660,7 +2664,7 @@
               <w:rFonts w:hint="default"/>
               <w:lang w:val="en-US" w:eastAsia="zh-CN"/>
             </w:rPr>
-            <w:instrText xml:space="preserve"> HYPERLINK \l _Toc28735 </w:instrText>
+            <w:instrText xml:space="preserve"> HYPERLINK \l _Toc31736 </w:instrText>
           </w:r>
           <w:r>
             <w:rPr>
@@ -2683,7 +2687,7 @@
             <w:fldChar w:fldCharType="begin"/>
           </w:r>
           <w:r>
-            <w:instrText xml:space="preserve"> PAGEREF _Toc28735 \h </w:instrText>
+            <w:instrText xml:space="preserve"> PAGEREF _Toc31736 \h </w:instrText>
           </w:r>
           <w:r>
             <w:fldChar w:fldCharType="separate"/>
@@ -2721,7 +2725,7 @@
               <w:rFonts w:hint="default"/>
               <w:lang w:val="en-US" w:eastAsia="zh-CN"/>
             </w:rPr>
-            <w:instrText xml:space="preserve"> HYPERLINK \l _Toc27624 </w:instrText>
+            <w:instrText xml:space="preserve"> HYPERLINK \l _Toc32329 </w:instrText>
           </w:r>
           <w:r>
             <w:rPr>
@@ -2744,7 +2748,7 @@
             <w:fldChar w:fldCharType="begin"/>
           </w:r>
           <w:r>
-            <w:instrText xml:space="preserve"> PAGEREF _Toc27624 \h </w:instrText>
+            <w:instrText xml:space="preserve"> PAGEREF _Toc32329 \h </w:instrText>
           </w:r>
           <w:r>
             <w:fldChar w:fldCharType="separate"/>
@@ -2782,7 +2786,7 @@
               <w:rFonts w:hint="default"/>
               <w:lang w:val="en-US" w:eastAsia="zh-CN"/>
             </w:rPr>
-            <w:instrText xml:space="preserve"> HYPERLINK \l _Toc19629 </w:instrText>
+            <w:instrText xml:space="preserve"> HYPERLINK \l _Toc4757 </w:instrText>
           </w:r>
           <w:r>
             <w:rPr>
@@ -2805,7 +2809,7 @@
             <w:fldChar w:fldCharType="begin"/>
           </w:r>
           <w:r>
-            <w:instrText xml:space="preserve"> PAGEREF _Toc19629 \h </w:instrText>
+            <w:instrText xml:space="preserve"> PAGEREF _Toc4757 \h </w:instrText>
           </w:r>
           <w:r>
             <w:fldChar w:fldCharType="separate"/>
@@ -2843,7 +2847,7 @@
               <w:rFonts w:hint="default"/>
               <w:lang w:val="en-US" w:eastAsia="zh-CN"/>
             </w:rPr>
-            <w:instrText xml:space="preserve"> HYPERLINK \l _Toc15379 </w:instrText>
+            <w:instrText xml:space="preserve"> HYPERLINK \l _Toc23074 </w:instrText>
           </w:r>
           <w:r>
             <w:rPr>
@@ -2866,7 +2870,7 @@
             <w:fldChar w:fldCharType="begin"/>
           </w:r>
           <w:r>
-            <w:instrText xml:space="preserve"> PAGEREF _Toc15379 \h </w:instrText>
+            <w:instrText xml:space="preserve"> PAGEREF _Toc23074 \h </w:instrText>
           </w:r>
           <w:r>
             <w:fldChar w:fldCharType="separate"/>
@@ -2904,7 +2908,7 @@
               <w:rFonts w:hint="default"/>
               <w:lang w:val="en-US" w:eastAsia="zh-CN"/>
             </w:rPr>
-            <w:instrText xml:space="preserve"> HYPERLINK \l _Toc20980 </w:instrText>
+            <w:instrText xml:space="preserve"> HYPERLINK \l _Toc13209 </w:instrText>
           </w:r>
           <w:r>
             <w:rPr>
@@ -2927,7 +2931,7 @@
             <w:fldChar w:fldCharType="begin"/>
           </w:r>
           <w:r>
-            <w:instrText xml:space="preserve"> PAGEREF _Toc20980 \h </w:instrText>
+            <w:instrText xml:space="preserve"> PAGEREF _Toc13209 \h </w:instrText>
           </w:r>
           <w:r>
             <w:fldChar w:fldCharType="separate"/>
@@ -2965,7 +2969,7 @@
               <w:rFonts w:hint="default"/>
               <w:lang w:val="en-US" w:eastAsia="zh-CN"/>
             </w:rPr>
-            <w:instrText xml:space="preserve"> HYPERLINK \l _Toc22666 </w:instrText>
+            <w:instrText xml:space="preserve"> HYPERLINK \l _Toc7819 </w:instrText>
           </w:r>
           <w:r>
             <w:rPr>
@@ -2988,7 +2992,7 @@
             <w:fldChar w:fldCharType="begin"/>
           </w:r>
           <w:r>
-            <w:instrText xml:space="preserve"> PAGEREF _Toc22666 \h </w:instrText>
+            <w:instrText xml:space="preserve"> PAGEREF _Toc7819 \h </w:instrText>
           </w:r>
           <w:r>
             <w:fldChar w:fldCharType="separate"/>
@@ -3026,7 +3030,7 @@
               <w:rFonts w:hint="default"/>
               <w:lang w:val="en-US" w:eastAsia="zh-CN"/>
             </w:rPr>
-            <w:instrText xml:space="preserve"> HYPERLINK \l _Toc20173 </w:instrText>
+            <w:instrText xml:space="preserve"> HYPERLINK \l _Toc8357 </w:instrText>
           </w:r>
           <w:r>
             <w:rPr>
@@ -3049,7 +3053,7 @@
             <w:fldChar w:fldCharType="begin"/>
           </w:r>
           <w:r>
-            <w:instrText xml:space="preserve"> PAGEREF _Toc20173 \h </w:instrText>
+            <w:instrText xml:space="preserve"> PAGEREF _Toc8357 \h </w:instrText>
           </w:r>
           <w:r>
             <w:fldChar w:fldCharType="separate"/>
@@ -3087,7 +3091,7 @@
               <w:rFonts w:hint="default"/>
               <w:lang w:val="en-US" w:eastAsia="zh-CN"/>
             </w:rPr>
-            <w:instrText xml:space="preserve"> HYPERLINK \l _Toc26083 </w:instrText>
+            <w:instrText xml:space="preserve"> HYPERLINK \l _Toc5817 </w:instrText>
           </w:r>
           <w:r>
             <w:rPr>
@@ -3110,7 +3114,7 @@
             <w:fldChar w:fldCharType="begin"/>
           </w:r>
           <w:r>
-            <w:instrText xml:space="preserve"> PAGEREF _Toc26083 \h </w:instrText>
+            <w:instrText xml:space="preserve"> PAGEREF _Toc5817 \h </w:instrText>
           </w:r>
           <w:r>
             <w:fldChar w:fldCharType="separate"/>
@@ -3148,7 +3152,7 @@
               <w:rFonts w:hint="default"/>
               <w:lang w:val="en-US" w:eastAsia="zh-CN"/>
             </w:rPr>
-            <w:instrText xml:space="preserve"> HYPERLINK \l _Toc11057 </w:instrText>
+            <w:instrText xml:space="preserve"> HYPERLINK \l _Toc12231 </w:instrText>
           </w:r>
           <w:r>
             <w:rPr>
@@ -3171,7 +3175,7 @@
             <w:fldChar w:fldCharType="begin"/>
           </w:r>
           <w:r>
-            <w:instrText xml:space="preserve"> PAGEREF _Toc11057 \h </w:instrText>
+            <w:instrText xml:space="preserve"> PAGEREF _Toc12231 \h </w:instrText>
           </w:r>
           <w:r>
             <w:fldChar w:fldCharType="separate"/>
@@ -3209,7 +3213,7 @@
               <w:rFonts w:hint="default"/>
               <w:lang w:val="en-US" w:eastAsia="zh-CN"/>
             </w:rPr>
-            <w:instrText xml:space="preserve"> HYPERLINK \l _Toc4874 </w:instrText>
+            <w:instrText xml:space="preserve"> HYPERLINK \l _Toc24938 </w:instrText>
           </w:r>
           <w:r>
             <w:rPr>
@@ -3232,7 +3236,7 @@
             <w:fldChar w:fldCharType="begin"/>
           </w:r>
           <w:r>
-            <w:instrText xml:space="preserve"> PAGEREF _Toc4874 \h </w:instrText>
+            <w:instrText xml:space="preserve"> PAGEREF _Toc24938 \h </w:instrText>
           </w:r>
           <w:r>
             <w:fldChar w:fldCharType="separate"/>
@@ -3270,7 +3274,7 @@
               <w:rFonts w:hint="default"/>
               <w:lang w:val="en-US" w:eastAsia="zh-CN"/>
             </w:rPr>
-            <w:instrText xml:space="preserve"> HYPERLINK \l _Toc28134 </w:instrText>
+            <w:instrText xml:space="preserve"> HYPERLINK \l _Toc18958 </w:instrText>
           </w:r>
           <w:r>
             <w:rPr>
@@ -3293,7 +3297,7 @@
             <w:fldChar w:fldCharType="begin"/>
           </w:r>
           <w:r>
-            <w:instrText xml:space="preserve"> PAGEREF _Toc28134 \h </w:instrText>
+            <w:instrText xml:space="preserve"> PAGEREF _Toc18958 \h </w:instrText>
           </w:r>
           <w:r>
             <w:fldChar w:fldCharType="separate"/>
@@ -3331,7 +3335,7 @@
               <w:rFonts w:hint="default"/>
               <w:lang w:val="en-US" w:eastAsia="zh-CN"/>
             </w:rPr>
-            <w:instrText xml:space="preserve"> HYPERLINK \l _Toc14601 </w:instrText>
+            <w:instrText xml:space="preserve"> HYPERLINK \l _Toc31664 </w:instrText>
           </w:r>
           <w:r>
             <w:rPr>
@@ -3354,7 +3358,7 @@
             <w:fldChar w:fldCharType="begin"/>
           </w:r>
           <w:r>
-            <w:instrText xml:space="preserve"> PAGEREF _Toc14601 \h </w:instrText>
+            <w:instrText xml:space="preserve"> PAGEREF _Toc31664 \h </w:instrText>
           </w:r>
           <w:r>
             <w:fldChar w:fldCharType="separate"/>
@@ -3392,7 +3396,7 @@
               <w:rFonts w:hint="default"/>
               <w:lang w:val="en-US" w:eastAsia="zh-CN"/>
             </w:rPr>
-            <w:instrText xml:space="preserve"> HYPERLINK \l _Toc19370 </w:instrText>
+            <w:instrText xml:space="preserve"> HYPERLINK \l _Toc14223 </w:instrText>
           </w:r>
           <w:r>
             <w:rPr>
@@ -3415,7 +3419,7 @@
             <w:fldChar w:fldCharType="begin"/>
           </w:r>
           <w:r>
-            <w:instrText xml:space="preserve"> PAGEREF _Toc19370 \h </w:instrText>
+            <w:instrText xml:space="preserve"> PAGEREF _Toc14223 \h </w:instrText>
           </w:r>
           <w:r>
             <w:fldChar w:fldCharType="separate"/>
@@ -3453,7 +3457,7 @@
               <w:rFonts w:hint="default"/>
               <w:lang w:val="en-US" w:eastAsia="zh-CN"/>
             </w:rPr>
-            <w:instrText xml:space="preserve"> HYPERLINK \l _Toc25119 </w:instrText>
+            <w:instrText xml:space="preserve"> HYPERLINK \l _Toc5969 </w:instrText>
           </w:r>
           <w:r>
             <w:rPr>
@@ -3476,7 +3480,7 @@
             <w:fldChar w:fldCharType="begin"/>
           </w:r>
           <w:r>
-            <w:instrText xml:space="preserve"> PAGEREF _Toc25119 \h </w:instrText>
+            <w:instrText xml:space="preserve"> PAGEREF _Toc5969 \h </w:instrText>
           </w:r>
           <w:r>
             <w:fldChar w:fldCharType="separate"/>
@@ -3514,7 +3518,7 @@
               <w:rFonts w:hint="default"/>
               <w:lang w:val="en-US" w:eastAsia="zh-CN"/>
             </w:rPr>
-            <w:instrText xml:space="preserve"> HYPERLINK \l _Toc29798 </w:instrText>
+            <w:instrText xml:space="preserve"> HYPERLINK \l _Toc27870 </w:instrText>
           </w:r>
           <w:r>
             <w:rPr>
@@ -3537,7 +3541,7 @@
             <w:fldChar w:fldCharType="begin"/>
           </w:r>
           <w:r>
-            <w:instrText xml:space="preserve"> PAGEREF _Toc29798 \h </w:instrText>
+            <w:instrText xml:space="preserve"> PAGEREF _Toc27870 \h </w:instrText>
           </w:r>
           <w:r>
             <w:fldChar w:fldCharType="separate"/>
@@ -3575,7 +3579,7 @@
               <w:rFonts w:hint="default"/>
               <w:lang w:val="en-US" w:eastAsia="zh-CN"/>
             </w:rPr>
-            <w:instrText xml:space="preserve"> HYPERLINK \l _Toc14990 </w:instrText>
+            <w:instrText xml:space="preserve"> HYPERLINK \l _Toc16622 </w:instrText>
           </w:r>
           <w:r>
             <w:rPr>
@@ -3598,7 +3602,7 @@
             <w:fldChar w:fldCharType="begin"/>
           </w:r>
           <w:r>
-            <w:instrText xml:space="preserve"> PAGEREF _Toc14990 \h </w:instrText>
+            <w:instrText xml:space="preserve"> PAGEREF _Toc16622 \h </w:instrText>
           </w:r>
           <w:r>
             <w:fldChar w:fldCharType="separate"/>
@@ -3636,7 +3640,7 @@
               <w:rFonts w:hint="default"/>
               <w:lang w:val="en-US" w:eastAsia="zh-CN"/>
             </w:rPr>
-            <w:instrText xml:space="preserve"> HYPERLINK \l _Toc14162 </w:instrText>
+            <w:instrText xml:space="preserve"> HYPERLINK \l _Toc27911 </w:instrText>
           </w:r>
           <w:r>
             <w:rPr>
@@ -3659,7 +3663,7 @@
             <w:fldChar w:fldCharType="begin"/>
           </w:r>
           <w:r>
-            <w:instrText xml:space="preserve"> PAGEREF _Toc14162 \h </w:instrText>
+            <w:instrText xml:space="preserve"> PAGEREF _Toc27911 \h </w:instrText>
           </w:r>
           <w:r>
             <w:fldChar w:fldCharType="separate"/>
@@ -3697,7 +3701,7 @@
               <w:rFonts w:hint="default"/>
               <w:lang w:val="en-US" w:eastAsia="zh-CN"/>
             </w:rPr>
-            <w:instrText xml:space="preserve"> HYPERLINK \l _Toc16575 </w:instrText>
+            <w:instrText xml:space="preserve"> HYPERLINK \l _Toc15499 </w:instrText>
           </w:r>
           <w:r>
             <w:rPr>
@@ -3720,7 +3724,7 @@
             <w:fldChar w:fldCharType="begin"/>
           </w:r>
           <w:r>
-            <w:instrText xml:space="preserve"> PAGEREF _Toc16575 \h </w:instrText>
+            <w:instrText xml:space="preserve"> PAGEREF _Toc15499 \h </w:instrText>
           </w:r>
           <w:r>
             <w:fldChar w:fldCharType="separate"/>
@@ -3758,7 +3762,7 @@
               <w:rFonts w:hint="default"/>
               <w:lang w:val="en-US" w:eastAsia="zh-CN"/>
             </w:rPr>
-            <w:instrText xml:space="preserve"> HYPERLINK \l _Toc7418 </w:instrText>
+            <w:instrText xml:space="preserve"> HYPERLINK \l _Toc11399 </w:instrText>
           </w:r>
           <w:r>
             <w:rPr>
@@ -3781,7 +3785,7 @@
             <w:fldChar w:fldCharType="begin"/>
           </w:r>
           <w:r>
-            <w:instrText xml:space="preserve"> PAGEREF _Toc7418 \h </w:instrText>
+            <w:instrText xml:space="preserve"> PAGEREF _Toc11399 \h </w:instrText>
           </w:r>
           <w:r>
             <w:fldChar w:fldCharType="separate"/>
@@ -3819,7 +3823,7 @@
               <w:rFonts w:hint="default"/>
               <w:lang w:val="en-US" w:eastAsia="zh-CN"/>
             </w:rPr>
-            <w:instrText xml:space="preserve"> HYPERLINK \l _Toc30645 </w:instrText>
+            <w:instrText xml:space="preserve"> HYPERLINK \l _Toc29486 </w:instrText>
           </w:r>
           <w:r>
             <w:rPr>
@@ -3842,7 +3846,7 @@
             <w:fldChar w:fldCharType="begin"/>
           </w:r>
           <w:r>
-            <w:instrText xml:space="preserve"> PAGEREF _Toc30645 \h </w:instrText>
+            <w:instrText xml:space="preserve"> PAGEREF _Toc29486 \h </w:instrText>
           </w:r>
           <w:r>
             <w:fldChar w:fldCharType="separate"/>
@@ -3880,7 +3884,7 @@
               <w:rFonts w:hint="default"/>
               <w:lang w:val="en-US" w:eastAsia="zh-CN"/>
             </w:rPr>
-            <w:instrText xml:space="preserve"> HYPERLINK \l _Toc20082 </w:instrText>
+            <w:instrText xml:space="preserve"> HYPERLINK \l _Toc1239 </w:instrText>
           </w:r>
           <w:r>
             <w:rPr>
@@ -3903,7 +3907,7 @@
             <w:fldChar w:fldCharType="begin"/>
           </w:r>
           <w:r>
-            <w:instrText xml:space="preserve"> PAGEREF _Toc20082 \h </w:instrText>
+            <w:instrText xml:space="preserve"> PAGEREF _Toc1239 \h </w:instrText>
           </w:r>
           <w:r>
             <w:fldChar w:fldCharType="separate"/>
@@ -3941,7 +3945,7 @@
               <w:rFonts w:hint="default"/>
               <w:lang w:val="en-US" w:eastAsia="zh-CN"/>
             </w:rPr>
-            <w:instrText xml:space="preserve"> HYPERLINK \l _Toc13794 </w:instrText>
+            <w:instrText xml:space="preserve"> HYPERLINK \l _Toc25267 </w:instrText>
           </w:r>
           <w:r>
             <w:rPr>
@@ -3964,7 +3968,7 @@
             <w:fldChar w:fldCharType="begin"/>
           </w:r>
           <w:r>
-            <w:instrText xml:space="preserve"> PAGEREF _Toc13794 \h </w:instrText>
+            <w:instrText xml:space="preserve"> PAGEREF _Toc25267 \h </w:instrText>
           </w:r>
           <w:r>
             <w:fldChar w:fldCharType="separate"/>
@@ -4002,7 +4006,7 @@
               <w:rFonts w:hint="default"/>
               <w:lang w:val="en-US" w:eastAsia="zh-CN"/>
             </w:rPr>
-            <w:instrText xml:space="preserve"> HYPERLINK \l _Toc6985 </w:instrText>
+            <w:instrText xml:space="preserve"> HYPERLINK \l _Toc1414 </w:instrText>
           </w:r>
           <w:r>
             <w:rPr>
@@ -4025,7 +4029,7 @@
             <w:fldChar w:fldCharType="begin"/>
           </w:r>
           <w:r>
-            <w:instrText xml:space="preserve"> PAGEREF _Toc6985 \h </w:instrText>
+            <w:instrText xml:space="preserve"> PAGEREF _Toc1414 \h </w:instrText>
           </w:r>
           <w:r>
             <w:fldChar w:fldCharType="separate"/>
@@ -4063,7 +4067,7 @@
               <w:rFonts w:hint="default"/>
               <w:lang w:val="en-US" w:eastAsia="zh-CN"/>
             </w:rPr>
-            <w:instrText xml:space="preserve"> HYPERLINK \l _Toc15326 </w:instrText>
+            <w:instrText xml:space="preserve"> HYPERLINK \l _Toc18698 </w:instrText>
           </w:r>
           <w:r>
             <w:rPr>
@@ -4086,7 +4090,7 @@
             <w:fldChar w:fldCharType="begin"/>
           </w:r>
           <w:r>
-            <w:instrText xml:space="preserve"> PAGEREF _Toc15326 \h </w:instrText>
+            <w:instrText xml:space="preserve"> PAGEREF _Toc18698 \h </w:instrText>
           </w:r>
           <w:r>
             <w:fldChar w:fldCharType="separate"/>
@@ -4124,7 +4128,7 @@
               <w:rFonts w:hint="default"/>
               <w:lang w:val="en-US" w:eastAsia="zh-CN"/>
             </w:rPr>
-            <w:instrText xml:space="preserve"> HYPERLINK \l _Toc15352 </w:instrText>
+            <w:instrText xml:space="preserve"> HYPERLINK \l _Toc5880 </w:instrText>
           </w:r>
           <w:r>
             <w:rPr>
@@ -4147,7 +4151,7 @@
             <w:fldChar w:fldCharType="begin"/>
           </w:r>
           <w:r>
-            <w:instrText xml:space="preserve"> PAGEREF _Toc15352 \h </w:instrText>
+            <w:instrText xml:space="preserve"> PAGEREF _Toc5880 \h </w:instrText>
           </w:r>
           <w:r>
             <w:fldChar w:fldCharType="separate"/>
@@ -4185,7 +4189,7 @@
               <w:rFonts w:hint="default"/>
               <w:lang w:val="en-US" w:eastAsia="zh-CN"/>
             </w:rPr>
-            <w:instrText xml:space="preserve"> HYPERLINK \l _Toc22922 </w:instrText>
+            <w:instrText xml:space="preserve"> HYPERLINK \l _Toc20076 </w:instrText>
           </w:r>
           <w:r>
             <w:rPr>
@@ -4208,7 +4212,7 @@
             <w:fldChar w:fldCharType="begin"/>
           </w:r>
           <w:r>
-            <w:instrText xml:space="preserve"> PAGEREF _Toc22922 \h </w:instrText>
+            <w:instrText xml:space="preserve"> PAGEREF _Toc20076 \h </w:instrText>
           </w:r>
           <w:r>
             <w:fldChar w:fldCharType="separate"/>
@@ -4246,7 +4250,7 @@
               <w:rFonts w:hint="default"/>
               <w:lang w:val="en-US" w:eastAsia="zh-CN"/>
             </w:rPr>
-            <w:instrText xml:space="preserve"> HYPERLINK \l _Toc7393 </w:instrText>
+            <w:instrText xml:space="preserve"> HYPERLINK \l _Toc17475 </w:instrText>
           </w:r>
           <w:r>
             <w:rPr>
@@ -4276,7 +4280,7 @@
             <w:fldChar w:fldCharType="begin"/>
           </w:r>
           <w:r>
-            <w:instrText xml:space="preserve"> PAGEREF _Toc7393 \h </w:instrText>
+            <w:instrText xml:space="preserve"> PAGEREF _Toc17475 \h </w:instrText>
           </w:r>
           <w:r>
             <w:fldChar w:fldCharType="separate"/>
@@ -4314,7 +4318,7 @@
               <w:rFonts w:hint="default"/>
               <w:lang w:val="en-US" w:eastAsia="zh-CN"/>
             </w:rPr>
-            <w:instrText xml:space="preserve"> HYPERLINK \l _Toc23978 </w:instrText>
+            <w:instrText xml:space="preserve"> HYPERLINK \l _Toc20056 </w:instrText>
           </w:r>
           <w:r>
             <w:rPr>
@@ -4344,7 +4348,7 @@
             <w:fldChar w:fldCharType="begin"/>
           </w:r>
           <w:r>
-            <w:instrText xml:space="preserve"> PAGEREF _Toc23978 \h </w:instrText>
+            <w:instrText xml:space="preserve"> PAGEREF _Toc20056 \h </w:instrText>
           </w:r>
           <w:r>
             <w:fldChar w:fldCharType="separate"/>
@@ -4382,7 +4386,7 @@
               <w:rFonts w:hint="default"/>
               <w:lang w:val="en-US" w:eastAsia="zh-CN"/>
             </w:rPr>
-            <w:instrText xml:space="preserve"> HYPERLINK \l _Toc7698 </w:instrText>
+            <w:instrText xml:space="preserve"> HYPERLINK \l _Toc27836 </w:instrText>
           </w:r>
           <w:r>
             <w:rPr>
@@ -4412,7 +4416,7 @@
             <w:fldChar w:fldCharType="begin"/>
           </w:r>
           <w:r>
-            <w:instrText xml:space="preserve"> PAGEREF _Toc7698 \h </w:instrText>
+            <w:instrText xml:space="preserve"> PAGEREF _Toc27836 \h </w:instrText>
           </w:r>
           <w:r>
             <w:fldChar w:fldCharType="separate"/>
@@ -4450,7 +4454,7 @@
               <w:rFonts w:hint="default"/>
               <w:lang w:val="en-US" w:eastAsia="zh-CN"/>
             </w:rPr>
-            <w:instrText xml:space="preserve"> HYPERLINK \l _Toc11008 </w:instrText>
+            <w:instrText xml:space="preserve"> HYPERLINK \l _Toc7507 </w:instrText>
           </w:r>
           <w:r>
             <w:rPr>
@@ -4480,7 +4484,7 @@
             <w:fldChar w:fldCharType="begin"/>
           </w:r>
           <w:r>
-            <w:instrText xml:space="preserve"> PAGEREF _Toc11008 \h </w:instrText>
+            <w:instrText xml:space="preserve"> PAGEREF _Toc7507 \h </w:instrText>
           </w:r>
           <w:r>
             <w:fldChar w:fldCharType="separate"/>
@@ -4518,7 +4522,7 @@
               <w:rFonts w:hint="default"/>
               <w:lang w:val="en-US" w:eastAsia="zh-CN"/>
             </w:rPr>
-            <w:instrText xml:space="preserve"> HYPERLINK \l _Toc22129 </w:instrText>
+            <w:instrText xml:space="preserve"> HYPERLINK \l _Toc25400 </w:instrText>
           </w:r>
           <w:r>
             <w:rPr>
@@ -4541,7 +4545,7 @@
             <w:fldChar w:fldCharType="begin"/>
           </w:r>
           <w:r>
-            <w:instrText xml:space="preserve"> PAGEREF _Toc22129 \h </w:instrText>
+            <w:instrText xml:space="preserve"> PAGEREF _Toc25400 \h </w:instrText>
           </w:r>
           <w:r>
             <w:fldChar w:fldCharType="separate"/>
@@ -4579,7 +4583,7 @@
               <w:rFonts w:hint="default"/>
               <w:lang w:val="en-US" w:eastAsia="zh-CN"/>
             </w:rPr>
-            <w:instrText xml:space="preserve"> HYPERLINK \l _Toc26464 </w:instrText>
+            <w:instrText xml:space="preserve"> HYPERLINK \l _Toc22970 </w:instrText>
           </w:r>
           <w:r>
             <w:rPr>
@@ -4602,7 +4606,7 @@
             <w:fldChar w:fldCharType="begin"/>
           </w:r>
           <w:r>
-            <w:instrText xml:space="preserve"> PAGEREF _Toc26464 \h </w:instrText>
+            <w:instrText xml:space="preserve"> PAGEREF _Toc22970 \h </w:instrText>
           </w:r>
           <w:r>
             <w:fldChar w:fldCharType="separate"/>
@@ -4640,7 +4644,7 @@
               <w:rFonts w:hint="default"/>
               <w:lang w:val="en-US" w:eastAsia="zh-CN"/>
             </w:rPr>
-            <w:instrText xml:space="preserve"> HYPERLINK \l _Toc7420 </w:instrText>
+            <w:instrText xml:space="preserve"> HYPERLINK \l _Toc28687 </w:instrText>
           </w:r>
           <w:r>
             <w:rPr>
@@ -4663,7 +4667,7 @@
             <w:fldChar w:fldCharType="begin"/>
           </w:r>
           <w:r>
-            <w:instrText xml:space="preserve"> PAGEREF _Toc7420 \h </w:instrText>
+            <w:instrText xml:space="preserve"> PAGEREF _Toc28687 \h </w:instrText>
           </w:r>
           <w:r>
             <w:fldChar w:fldCharType="separate"/>
@@ -4701,7 +4705,7 @@
               <w:rFonts w:hint="default"/>
               <w:lang w:val="en-US" w:eastAsia="zh-CN"/>
             </w:rPr>
-            <w:instrText xml:space="preserve"> HYPERLINK \l _Toc7264 </w:instrText>
+            <w:instrText xml:space="preserve"> HYPERLINK \l _Toc2098 </w:instrText>
           </w:r>
           <w:r>
             <w:rPr>
@@ -4724,7 +4728,7 @@
             <w:fldChar w:fldCharType="begin"/>
           </w:r>
           <w:r>
-            <w:instrText xml:space="preserve"> PAGEREF _Toc7264 \h </w:instrText>
+            <w:instrText xml:space="preserve"> PAGEREF _Toc2098 \h </w:instrText>
           </w:r>
           <w:r>
             <w:fldChar w:fldCharType="separate"/>
@@ -4762,7 +4766,7 @@
               <w:rFonts w:hint="default"/>
               <w:lang w:val="en-US" w:eastAsia="zh-CN"/>
             </w:rPr>
-            <w:instrText xml:space="preserve"> HYPERLINK \l _Toc28986 </w:instrText>
+            <w:instrText xml:space="preserve"> HYPERLINK \l _Toc5206 </w:instrText>
           </w:r>
           <w:r>
             <w:rPr>
@@ -4792,7 +4796,7 @@
             <w:fldChar w:fldCharType="begin"/>
           </w:r>
           <w:r>
-            <w:instrText xml:space="preserve"> PAGEREF _Toc28986 \h </w:instrText>
+            <w:instrText xml:space="preserve"> PAGEREF _Toc5206 \h </w:instrText>
           </w:r>
           <w:r>
             <w:fldChar w:fldCharType="separate"/>
@@ -4894,7 +4898,7 @@
           <w:lang w:val="en-US" w:eastAsia="zh-CN"/>
         </w:rPr>
       </w:pPr>
-      <w:bookmarkStart w:id="4" w:name="_Toc11306"/>
+      <w:bookmarkStart w:id="4" w:name="_Toc4836"/>
       <w:r>
         <w:rPr>
           <w:rFonts w:hint="default"/>
@@ -5221,7 +5225,7 @@
           <w:lang w:val="en-US" w:eastAsia="zh-CN"/>
         </w:rPr>
       </w:pPr>
-      <w:bookmarkStart w:id="5" w:name="_Toc10471"/>
+      <w:bookmarkStart w:id="5" w:name="_Toc4820"/>
       <w:r>
         <w:rPr>
           <w:rFonts w:hint="default"/>
@@ -5418,7 +5422,7 @@
           <w:lang w:val="en-US" w:eastAsia="zh-CN"/>
         </w:rPr>
       </w:pPr>
-      <w:bookmarkStart w:id="6" w:name="_Toc7204"/>
+      <w:bookmarkStart w:id="6" w:name="_Toc12288"/>
       <w:r>
         <w:rPr>
           <w:rFonts w:hint="default"/>
@@ -5450,7 +5454,7 @@
           <w:lang w:val="en-US" w:eastAsia="zh-CN"/>
         </w:rPr>
       </w:pPr>
-      <w:bookmarkStart w:id="7" w:name="_Toc28735"/>
+      <w:bookmarkStart w:id="7" w:name="_Toc31736"/>
       <w:r>
         <w:rPr>
           <w:rFonts w:hint="default"/>
@@ -5512,7 +5516,7 @@
           <w:lang w:val="en-US" w:eastAsia="zh-CN"/>
         </w:rPr>
       </w:pPr>
-      <w:bookmarkStart w:id="8" w:name="_Toc27624"/>
+      <w:bookmarkStart w:id="8" w:name="_Toc32329"/>
       <w:r>
         <w:rPr>
           <w:rFonts w:hint="default"/>
@@ -5574,7 +5578,7 @@
           <w:lang w:val="en-US" w:eastAsia="zh-CN"/>
         </w:rPr>
       </w:pPr>
-      <w:bookmarkStart w:id="9" w:name="_Toc19629"/>
+      <w:bookmarkStart w:id="9" w:name="_Toc4757"/>
       <w:r>
         <w:rPr>
           <w:rFonts w:hint="default"/>
@@ -5904,7 +5908,7 @@
           <w:lang w:val="en-US" w:eastAsia="zh-CN"/>
         </w:rPr>
       </w:pPr>
-      <w:bookmarkStart w:id="10" w:name="_Toc15379"/>
+      <w:bookmarkStart w:id="10" w:name="_Toc23074"/>
       <w:r>
         <w:rPr>
           <w:rFonts w:hint="default"/>
@@ -6130,7 +6134,7 @@
           <w:lang w:val="en-US" w:eastAsia="zh-CN"/>
         </w:rPr>
       </w:pPr>
-      <w:bookmarkStart w:id="11" w:name="_Toc20980"/>
+      <w:bookmarkStart w:id="11" w:name="_Toc13209"/>
       <w:r>
         <w:rPr>
           <w:rFonts w:hint="default"/>
@@ -6266,7 +6270,7 @@
           <w:lang w:val="en-US" w:eastAsia="zh-CN"/>
         </w:rPr>
       </w:pPr>
-      <w:bookmarkStart w:id="12" w:name="_Toc22666"/>
+      <w:bookmarkStart w:id="12" w:name="_Toc7819"/>
       <w:r>
         <w:rPr>
           <w:rFonts w:hint="default"/>
@@ -6402,7 +6406,7 @@
           <w:lang w:val="en-US" w:eastAsia="zh-CN"/>
         </w:rPr>
       </w:pPr>
-      <w:bookmarkStart w:id="13" w:name="_Toc20173"/>
+      <w:bookmarkStart w:id="13" w:name="_Toc8357"/>
       <w:r>
         <w:rPr>
           <w:rFonts w:hint="default"/>
@@ -6568,7 +6572,7 @@
           <w:lang w:val="en-US" w:eastAsia="zh-CN"/>
         </w:rPr>
       </w:pPr>
-      <w:bookmarkStart w:id="14" w:name="_Toc26083"/>
+      <w:bookmarkStart w:id="14" w:name="_Toc5817"/>
       <w:r>
         <w:rPr>
           <w:rFonts w:hint="default"/>
@@ -6696,7 +6700,7 @@
           <w:lang w:val="en-US" w:eastAsia="zh-CN"/>
         </w:rPr>
       </w:pPr>
-      <w:bookmarkStart w:id="15" w:name="_Toc11057"/>
+      <w:bookmarkStart w:id="15" w:name="_Toc12231"/>
       <w:r>
         <w:rPr>
           <w:rFonts w:hint="default"/>
@@ -6728,7 +6732,7 @@
           <w:lang w:val="en-US" w:eastAsia="zh-CN"/>
         </w:rPr>
       </w:pPr>
-      <w:bookmarkStart w:id="16" w:name="_Toc4874"/>
+      <w:bookmarkStart w:id="16" w:name="_Toc24938"/>
       <w:r>
         <w:rPr>
           <w:rFonts w:hint="default"/>
@@ -6820,7 +6824,7 @@
           <w:lang w:val="en-US" w:eastAsia="zh-CN"/>
         </w:rPr>
       </w:pPr>
-      <w:bookmarkStart w:id="17" w:name="_Toc28134"/>
+      <w:bookmarkStart w:id="17" w:name="_Toc18958"/>
       <w:r>
         <w:rPr>
           <w:rFonts w:hint="default"/>
@@ -6912,7 +6916,7 @@
           <w:lang w:val="en-US" w:eastAsia="zh-CN"/>
         </w:rPr>
       </w:pPr>
-      <w:bookmarkStart w:id="18" w:name="_Toc14601"/>
+      <w:bookmarkStart w:id="18" w:name="_Toc31664"/>
       <w:r>
         <w:rPr>
           <w:rFonts w:hint="default"/>
@@ -7004,7 +7008,7 @@
           <w:lang w:val="en-US" w:eastAsia="zh-CN"/>
         </w:rPr>
       </w:pPr>
-      <w:bookmarkStart w:id="19" w:name="_Toc19370"/>
+      <w:bookmarkStart w:id="19" w:name="_Toc14223"/>
       <w:r>
         <w:rPr>
           <w:rFonts w:hint="default"/>
@@ -7096,7 +7100,7 @@
           <w:lang w:val="en-US" w:eastAsia="zh-CN"/>
         </w:rPr>
       </w:pPr>
-      <w:bookmarkStart w:id="20" w:name="_Toc25119"/>
+      <w:bookmarkStart w:id="20" w:name="_Toc5969"/>
       <w:r>
         <w:rPr>
           <w:rFonts w:hint="default"/>
@@ -7158,7 +7162,7 @@
           <w:lang w:val="en-US" w:eastAsia="zh-CN"/>
         </w:rPr>
       </w:pPr>
-      <w:bookmarkStart w:id="21" w:name="_Toc29798"/>
+      <w:bookmarkStart w:id="21" w:name="_Toc27870"/>
       <w:r>
         <w:rPr>
           <w:rFonts w:hint="default"/>
@@ -7243,7 +7247,7 @@
           <w:lang w:val="en-US" w:eastAsia="zh-CN"/>
         </w:rPr>
       </w:pPr>
-      <w:bookmarkStart w:id="22" w:name="_Toc14990"/>
+      <w:bookmarkStart w:id="22" w:name="_Toc16622"/>
       <w:r>
         <w:rPr>
           <w:rFonts w:hint="default"/>
@@ -7352,7 +7356,7 @@
           <w:lang w:val="en-US" w:eastAsia="zh-CN"/>
         </w:rPr>
       </w:pPr>
-      <w:bookmarkStart w:id="23" w:name="_Toc14162"/>
+      <w:bookmarkStart w:id="23" w:name="_Toc27911"/>
       <w:r>
         <w:rPr>
           <w:rFonts w:hint="default"/>
@@ -7474,7 +7478,7 @@
           <w:lang w:val="en-US" w:eastAsia="zh-CN"/>
         </w:rPr>
       </w:pPr>
-      <w:bookmarkStart w:id="24" w:name="_Toc16575"/>
+      <w:bookmarkStart w:id="24" w:name="_Toc15499"/>
       <w:r>
         <w:rPr>
           <w:rFonts w:hint="default"/>
@@ -7662,7 +7666,7 @@
           <w:lang w:val="en-US" w:eastAsia="zh-CN"/>
         </w:rPr>
       </w:pPr>
-      <w:bookmarkStart w:id="25" w:name="_Toc7418"/>
+      <w:bookmarkStart w:id="25" w:name="_Toc11399"/>
       <w:r>
         <w:rPr>
           <w:rFonts w:hint="default"/>
@@ -7747,7 +7751,7 @@
           <w:lang w:val="en-US" w:eastAsia="zh-CN"/>
         </w:rPr>
       </w:pPr>
-      <w:bookmarkStart w:id="26" w:name="_Toc30645"/>
+      <w:bookmarkStart w:id="26" w:name="_Toc29486"/>
       <w:r>
         <w:rPr>
           <w:rFonts w:hint="default"/>
@@ -7826,7 +7830,7 @@
           <w:lang w:val="en-US" w:eastAsia="zh-CN"/>
         </w:rPr>
       </w:pPr>
-      <w:bookmarkStart w:id="27" w:name="_Toc20082"/>
+      <w:bookmarkStart w:id="27" w:name="_Toc1239"/>
       <w:r>
         <w:rPr>
           <w:rFonts w:hint="default"/>
@@ -7905,7 +7909,7 @@
           <w:lang w:val="en-US" w:eastAsia="zh-CN"/>
         </w:rPr>
       </w:pPr>
-      <w:bookmarkStart w:id="28" w:name="_Toc13794"/>
+      <w:bookmarkStart w:id="28" w:name="_Toc25267"/>
       <w:r>
         <w:rPr>
           <w:rFonts w:hint="default"/>
@@ -7997,7 +8001,7 @@
           <w:lang w:val="en-US" w:eastAsia="zh-CN"/>
         </w:rPr>
       </w:pPr>
-      <w:bookmarkStart w:id="29" w:name="_Toc6985"/>
+      <w:bookmarkStart w:id="29" w:name="_Toc1414"/>
       <w:r>
         <w:rPr>
           <w:rFonts w:hint="default"/>
@@ -8082,7 +8086,7 @@
           <w:lang w:val="en-US" w:eastAsia="zh-CN"/>
         </w:rPr>
       </w:pPr>
-      <w:bookmarkStart w:id="30" w:name="_Toc15326"/>
+      <w:bookmarkStart w:id="30" w:name="_Toc18698"/>
       <w:r>
         <w:rPr>
           <w:rFonts w:hint="default"/>
@@ -8161,7 +8165,7 @@
           <w:lang w:val="en-US" w:eastAsia="zh-CN"/>
         </w:rPr>
       </w:pPr>
-      <w:bookmarkStart w:id="31" w:name="_Toc15352"/>
+      <w:bookmarkStart w:id="31" w:name="_Toc5880"/>
       <w:r>
         <w:rPr>
           <w:rFonts w:hint="default"/>
@@ -8270,7 +8274,7 @@
           <w:lang w:val="en-US" w:eastAsia="zh-CN"/>
         </w:rPr>
       </w:pPr>
-      <w:bookmarkStart w:id="32" w:name="_Toc22922"/>
+      <w:bookmarkStart w:id="32" w:name="_Toc20076"/>
       <w:r>
         <w:rPr>
           <w:rFonts w:hint="default"/>
@@ -8379,7 +8383,7 @@
           <w:lang w:val="en-US" w:eastAsia="zh-CN"/>
         </w:rPr>
       </w:pPr>
-      <w:bookmarkStart w:id="33" w:name="_Toc7393"/>
+      <w:bookmarkStart w:id="33" w:name="_Toc17475"/>
       <w:r>
         <w:rPr>
           <w:rFonts w:hint="eastAsia"/>
@@ -8446,7 +8450,7 @@
           <w:lang w:val="en-US" w:eastAsia="zh-CN"/>
         </w:rPr>
       </w:pPr>
-      <w:bookmarkStart w:id="34" w:name="_Toc23978"/>
+      <w:bookmarkStart w:id="34" w:name="_Toc20056"/>
       <w:r>
         <w:rPr>
           <w:rFonts w:hint="eastAsia"/>
@@ -8481,7 +8485,7 @@
           <w:lang w:val="en-US" w:eastAsia="zh-CN"/>
         </w:rPr>
       </w:pPr>
-      <w:bookmarkStart w:id="35" w:name="_Toc7698"/>
+      <w:bookmarkStart w:id="35" w:name="_Toc27836"/>
       <w:r>
         <w:rPr>
           <w:rFonts w:hint="eastAsia"/>
@@ -8585,21 +8589,6 @@
     </w:p>
     <w:p>
       <w:pPr>
-        <w:rPr>
-          <w:rFonts w:hint="default"/>
-          <w:lang w:val="en-US" w:eastAsia="zh-CN"/>
-        </w:rPr>
-      </w:pPr>
-      <w:r>
-        <w:rPr>
-          <w:rFonts w:hint="eastAsia"/>
-          <w:lang w:val="en-US" w:eastAsia="zh-CN"/>
-        </w:rPr>
-        <w:br w:type="page"/>
-      </w:r>
-    </w:p>
-    <w:p>
-      <w:pPr>
         <w:pStyle w:val="28"/>
         <w:bidi w:val="0"/>
         <w:rPr>
@@ -8607,7 +8596,9 @@
           <w:lang w:val="en-US" w:eastAsia="zh-CN"/>
         </w:rPr>
       </w:pPr>
-      <w:bookmarkStart w:id="36" w:name="_Toc11008"/>
+      <w:bookmarkStart w:id="42" w:name="_GoBack"/>
+      <w:bookmarkEnd w:id="42"/>
+      <w:bookmarkStart w:id="36" w:name="_Toc7507"/>
       <w:r>
         <w:rPr>
           <w:rFonts w:hint="eastAsia"/>
@@ -8674,7 +8665,7 @@
           <w:lang w:val="en-US" w:eastAsia="zh-CN"/>
         </w:rPr>
       </w:pPr>
-      <w:bookmarkStart w:id="37" w:name="_Toc22129"/>
+      <w:bookmarkStart w:id="37" w:name="_Toc25400"/>
       <w:r>
         <w:rPr>
           <w:rFonts w:hint="default"/>
@@ -8709,7 +8700,7 @@
           <w:lang w:val="en-US" w:eastAsia="zh-CN"/>
         </w:rPr>
       </w:pPr>
-      <w:bookmarkStart w:id="38" w:name="_Toc26464"/>
+      <w:bookmarkStart w:id="38" w:name="_Toc22970"/>
       <w:r>
         <w:rPr>
           <w:rFonts w:hint="default"/>
@@ -8744,7 +8735,7 @@
           <w:lang w:val="en-US" w:eastAsia="zh-CN"/>
         </w:rPr>
       </w:pPr>
-      <w:bookmarkStart w:id="39" w:name="_Toc7420"/>
+      <w:bookmarkStart w:id="39" w:name="_Toc28687"/>
       <w:r>
         <w:rPr>
           <w:rFonts w:hint="default"/>
@@ -8779,7 +8770,7 @@
           <w:lang w:val="en-US" w:eastAsia="zh-CN"/>
         </w:rPr>
       </w:pPr>
-      <w:bookmarkStart w:id="40" w:name="_Toc7264"/>
+      <w:bookmarkStart w:id="40" w:name="_Toc2098"/>
       <w:r>
         <w:rPr>
           <w:rFonts w:hint="default"/>
@@ -8830,7 +8821,7 @@
           <w:lang w:val="en-US" w:eastAsia="zh-CN"/>
         </w:rPr>
       </w:pPr>
-      <w:bookmarkStart w:id="41" w:name="_Toc28986"/>
+      <w:bookmarkStart w:id="41" w:name="_Toc5206"/>
       <w:r>
         <w:rPr>
           <w:rFonts w:hint="eastAsia"/>
